--- a/06_系统管理/配置管理计划.docx
+++ b/06_系统管理/配置管理计划.docx
@@ -247,6 +247,48 @@
           </w:p>
         </w:tc>
       </w:tr>
+      <w:tr>
+        <w:tc>
+          <w:tcPr>
+            <w:tcW w:type="dxa" w:w="2160"/>
+          </w:tcPr>
+          <w:p>
+            <w:r>
+              <w:t>V1.1</w:t>
+            </w:r>
+          </w:p>
+        </w:tc>
+        <w:tc>
+          <w:tcPr>
+            <w:tcW w:type="dxa" w:w="2160"/>
+          </w:tcPr>
+          <w:p>
+            <w:r>
+              <w:t>2026-10-21</w:t>
+            </w:r>
+          </w:p>
+        </w:tc>
+        <w:tc>
+          <w:tcPr>
+            <w:tcW w:type="dxa" w:w="2160"/>
+          </w:tcPr>
+          <w:p>
+            <w:r>
+              <w:t>姜贺添</w:t>
+            </w:r>
+          </w:p>
+        </w:tc>
+        <w:tc>
+          <w:tcPr>
+            <w:tcW w:type="dxa" w:w="2160"/>
+          </w:tcPr>
+          <w:p>
+            <w:r>
+              <w:t>基线时间改为具体日期，补充每条基线授权人，2.2节新增产品目录结构说明</w:t>
+            </w:r>
+          </w:p>
+        </w:tc>
+      </w:tr>
     </w:tbl>
     <w:p>
       <w:r>
@@ -339,7 +381,7 @@
           <w:b w:val="0"/>
           <w:sz w:val="24"/>
         </w:rPr>
-        <w:t>本配置管理计划于项目构建阶段一（第 4 周）编制完成。按照 RUP 配置管理要求，应在精化阶段初期编写；本项目因课程任务安排，配置管理计划与软件测试计划同步在第 4 周交付。</w:t>
+        <w:t>本配置管理计划于项目构建阶段一（2026年10月17日（构建阶段一，第4周））编制完成。按照 RUP 配置管理要求，应在精化阶段初期编写；本项目因课程任务安排，配置管理计划与软件测试计划同步在2026年10月17日（构建阶段一，第4周）交付。</w:t>
       </w:r>
     </w:p>
     <w:p>
@@ -2412,6 +2454,64 @@
           <w:sz w:val="24"/>
         </w:rPr>
         <w:t>本项目为课程项目，无独立业务服务器。配置库云端存储使用 GitHub 公开仓库；团队成员使用 6 台个人 PC 作为客户端开发机器，操作系统不限，需能够运行 Java 开发环境、Node.js、MySQL 和浏览器。</w:t>
+      </w:r>
+    </w:p>
+    <w:p>
+      <w:pPr>
+        <w:pStyle w:val="3"/>
+      </w:pPr>
+      <w:r>
+        <w:t>2.2.4 产品目录结构</w:t>
+      </w:r>
+    </w:p>
+    <w:p>
+      <w:r>
+        <w:t>本项目配置库采用文件系统建立，根目录为项目目录下的"配置库"文件夹。按照RUP产品目录结构要求，设置以下8个顶层目录，每个目录对应一类配置项的纳管范围：</w:t>
+      </w:r>
+    </w:p>
+    <w:p>
+      <w:r>
+        <w:t>01_系统需求：软件需求规格说明书、用例规约、补充规约、PC前台原型、后台管理端原型、微信小程序原型、界面说明</w:t>
+      </w:r>
+    </w:p>
+    <w:p>
+      <w:r>
+        <w:t>02_系统设计与实施：概要设计、详细设计、数据模型、SQL脚本、extern-baseline开源基线代码</w:t>
+      </w:r>
+    </w:p>
+    <w:p>
+      <w:r>
+        <w:t>03_系统集成：系统集成构建计划</w:t>
+      </w:r>
+    </w:p>
+    <w:p>
+      <w:r>
+        <w:t>04_系统测试：测试计划、测试用例、测试数据、测试报告</w:t>
+      </w:r>
+    </w:p>
+    <w:p>
+      <w:r>
+        <w:t>05_系统部署：部署包、发布说明、用户手册、培训材料</w:t>
+      </w:r>
+    </w:p>
+    <w:p>
+      <w:r>
+        <w:t>06_系统管理：软件开发计划、迭代计划、配置管理计划、风险列表、变更请求台账、基线清单、各类报告模板</w:t>
+      </w:r>
+    </w:p>
+    <w:p>
+      <w:r>
+        <w:t>07_工具与标准：编程指南、设计指南、命名规范、第三方组件清单</w:t>
+      </w:r>
+    </w:p>
+    <w:p>
+      <w:r>
+        <w:t>08_基线归档：各阶段基线快照包、基线清单、配置审计记录</w:t>
+      </w:r>
+    </w:p>
+    <w:p>
+      <w:r>
+        <w:t>上述目录结构已在配置库中实际建立，现有工件已按目录分类入库。完整的目录结构说明和已入库工件清单详见附录A。</w:t>
       </w:r>
     </w:p>
     <w:p>
@@ -3620,11 +3720,16 @@
           </w:tcPr>
           <w:p>
             <w:r>
-              <w:rPr>
-                <w:rFonts w:ascii="宋体" w:hAnsi="宋体" w:eastAsia="宋体"/>
-                <w:b/>
-                <w:sz w:val="21"/>
-              </w:rPr>
+              <w:t>基线编号</w:t>
+            </w:r>
+          </w:p>
+        </w:tc>
+        <w:tc>
+          <w:tcPr>
+            <w:tcW w:type="dxa" w:w="2880"/>
+          </w:tcPr>
+          <w:p>
+            <w:r>
               <w:t>基线类型</w:t>
             </w:r>
           </w:p>
@@ -3635,27 +3740,27 @@
           </w:tcPr>
           <w:p>
             <w:r>
-              <w:rPr>
-                <w:rFonts w:ascii="宋体" w:hAnsi="宋体" w:eastAsia="宋体"/>
-                <w:b/>
-                <w:sz w:val="21"/>
-              </w:rPr>
-              <w:t>时间点</w:t>
-            </w:r>
-          </w:p>
-        </w:tc>
-        <w:tc>
-          <w:tcPr>
-            <w:tcW w:type="dxa" w:w="2880"/>
-          </w:tcPr>
-          <w:p>
-            <w:r>
-              <w:rPr>
-                <w:rFonts w:ascii="宋体" w:hAnsi="宋体" w:eastAsia="宋体"/>
-                <w:b/>
-                <w:sz w:val="21"/>
-              </w:rPr>
+              <w:t>建立日期</w:t>
+            </w:r>
+          </w:p>
+        </w:tc>
+        <w:tc>
+          <w:tcPr>
+            <w:tcW w:w="2000" w:type="dxa"/>
+          </w:tcPr>
+          <w:p>
+            <w:r>
               <w:t>对应里程碑</w:t>
+            </w:r>
+          </w:p>
+        </w:tc>
+        <w:tc>
+          <w:tcPr>
+            <w:tcW w:w="2000" w:type="dxa"/>
+          </w:tcPr>
+          <w:p>
+            <w:r>
+              <w:t>授权人</w:t>
             </w:r>
           </w:p>
         </w:tc>
@@ -3667,11 +3772,16 @@
           </w:tcPr>
           <w:p>
             <w:r>
-              <w:rPr>
-                <w:rFonts w:ascii="宋体" w:hAnsi="宋体" w:eastAsia="宋体"/>
-                <w:b w:val="0"/>
-                <w:sz w:val="21"/>
-              </w:rPr>
+              <w:t>BL-1</w:t>
+            </w:r>
+          </w:p>
+        </w:tc>
+        <w:tc>
+          <w:tcPr>
+            <w:tcW w:type="dxa" w:w="2880"/>
+          </w:tcPr>
+          <w:p>
+            <w:r>
               <w:t>初始阶段基线</w:t>
             </w:r>
           </w:p>
@@ -3682,27 +3792,27 @@
           </w:tcPr>
           <w:p>
             <w:r>
-              <w:rPr>
-                <w:rFonts w:ascii="宋体" w:hAnsi="宋体" w:eastAsia="宋体"/>
-                <w:b w:val="0"/>
-                <w:sz w:val="21"/>
-              </w:rPr>
-              <w:t>第 1 周结束</w:t>
-            </w:r>
-          </w:p>
-        </w:tc>
-        <w:tc>
-          <w:tcPr>
-            <w:tcW w:type="dxa" w:w="2880"/>
-          </w:tcPr>
-          <w:p>
-            <w:r>
-              <w:rPr>
-                <w:rFonts w:ascii="宋体" w:hAnsi="宋体" w:eastAsia="宋体"/>
-                <w:b w:val="0"/>
-                <w:sz w:val="21"/>
-              </w:rPr>
+              <w:t>2026年9月27日</w:t>
+            </w:r>
+          </w:p>
+        </w:tc>
+        <w:tc>
+          <w:tcPr>
+            <w:tcW w:w="2000" w:type="dxa"/>
+          </w:tcPr>
+          <w:p>
+            <w:r>
               <w:t>项目启动、初始计划完成</w:t>
+            </w:r>
+          </w:p>
+        </w:tc>
+        <w:tc>
+          <w:tcPr>
+            <w:tcW w:w="2000" w:type="dxa"/>
+          </w:tcPr>
+          <w:p>
+            <w:r>
+              <w:t>配置经理姜贺添执行打标签；项目经理马明昂批准；指导老师确认</w:t>
             </w:r>
           </w:p>
         </w:tc>
@@ -3714,11 +3824,16 @@
           </w:tcPr>
           <w:p>
             <w:r>
-              <w:rPr>
-                <w:rFonts w:ascii="宋体" w:hAnsi="宋体" w:eastAsia="宋体"/>
-                <w:b w:val="0"/>
-                <w:sz w:val="21"/>
-              </w:rPr>
+              <w:t>BL-2</w:t>
+            </w:r>
+          </w:p>
+        </w:tc>
+        <w:tc>
+          <w:tcPr>
+            <w:tcW w:type="dxa" w:w="2880"/>
+          </w:tcPr>
+          <w:p>
+            <w:r>
               <w:t>细化阶段基线</w:t>
             </w:r>
           </w:p>
@@ -3729,27 +3844,27 @@
           </w:tcPr>
           <w:p>
             <w:r>
-              <w:rPr>
-                <w:rFonts w:ascii="宋体" w:hAnsi="宋体" w:eastAsia="宋体"/>
-                <w:b w:val="0"/>
-                <w:sz w:val="21"/>
-              </w:rPr>
-              <w:t>第 3 周结束</w:t>
-            </w:r>
-          </w:p>
-        </w:tc>
-        <w:tc>
-          <w:tcPr>
-            <w:tcW w:type="dxa" w:w="2880"/>
-          </w:tcPr>
-          <w:p>
-            <w:r>
-              <w:rPr>
-                <w:rFonts w:ascii="宋体" w:hAnsi="宋体" w:eastAsia="宋体"/>
-                <w:b w:val="0"/>
-                <w:sz w:val="21"/>
-              </w:rPr>
+              <w:t>2026年10月11日</w:t>
+            </w:r>
+          </w:p>
+        </w:tc>
+        <w:tc>
+          <w:tcPr>
+            <w:tcW w:w="2000" w:type="dxa"/>
+          </w:tcPr>
+          <w:p>
+            <w:r>
               <w:t>需求规约完成、设计模型完成、原型演示版发布</w:t>
+            </w:r>
+          </w:p>
+        </w:tc>
+        <w:tc>
+          <w:tcPr>
+            <w:tcW w:w="2000" w:type="dxa"/>
+          </w:tcPr>
+          <w:p>
+            <w:r>
+              <w:t>配置经理姜贺添执行打标签；项目经理马明昂批准；指导老师确认</w:t>
             </w:r>
           </w:p>
         </w:tc>
@@ -3761,11 +3876,16 @@
           </w:tcPr>
           <w:p>
             <w:r>
-              <w:rPr>
-                <w:rFonts w:ascii="宋体" w:hAnsi="宋体" w:eastAsia="宋体"/>
-                <w:b w:val="0"/>
-                <w:sz w:val="21"/>
-              </w:rPr>
+              <w:t>BL-3</w:t>
+            </w:r>
+          </w:p>
+        </w:tc>
+        <w:tc>
+          <w:tcPr>
+            <w:tcW w:type="dxa" w:w="2880"/>
+          </w:tcPr>
+          <w:p>
+            <w:r>
               <w:t>构建阶段一基线</w:t>
             </w:r>
           </w:p>
@@ -3776,27 +3896,27 @@
           </w:tcPr>
           <w:p>
             <w:r>
-              <w:rPr>
-                <w:rFonts w:ascii="宋体" w:hAnsi="宋体" w:eastAsia="宋体"/>
-                <w:b w:val="0"/>
-                <w:sz w:val="21"/>
-              </w:rPr>
-              <w:t>第 5 周结束</w:t>
-            </w:r>
-          </w:p>
-        </w:tc>
-        <w:tc>
-          <w:tcPr>
-            <w:tcW w:type="dxa" w:w="2880"/>
-          </w:tcPr>
-          <w:p>
-            <w:r>
-              <w:rPr>
-                <w:rFonts w:ascii="宋体" w:hAnsi="宋体" w:eastAsia="宋体"/>
-                <w:b w:val="0"/>
-                <w:sz w:val="21"/>
-              </w:rPr>
-              <w:t>信用认领模块完成、Alpha 版发布</w:t>
+              <w:t>2026年10月25日</w:t>
+            </w:r>
+          </w:p>
+        </w:tc>
+        <w:tc>
+          <w:tcPr>
+            <w:tcW w:w="2000" w:type="dxa"/>
+          </w:tcPr>
+          <w:p>
+            <w:r>
+              <w:t>信用认领模块完成、Alpha版发布</w:t>
+            </w:r>
+          </w:p>
+        </w:tc>
+        <w:tc>
+          <w:tcPr>
+            <w:tcW w:w="2000" w:type="dxa"/>
+          </w:tcPr>
+          <w:p>
+            <w:r>
+              <w:t>配置经理姜贺添执行打标签；项目经理马明昂批准；指导老师确认</w:t>
             </w:r>
           </w:p>
         </w:tc>
@@ -3808,11 +3928,16 @@
           </w:tcPr>
           <w:p>
             <w:r>
-              <w:rPr>
-                <w:rFonts w:ascii="宋体" w:hAnsi="宋体" w:eastAsia="宋体"/>
-                <w:b w:val="0"/>
-                <w:sz w:val="21"/>
-              </w:rPr>
+              <w:t>BL-4</w:t>
+            </w:r>
+          </w:p>
+        </w:tc>
+        <w:tc>
+          <w:tcPr>
+            <w:tcW w:type="dxa" w:w="2880"/>
+          </w:tcPr>
+          <w:p>
+            <w:r>
               <w:t>构建阶段二基线</w:t>
             </w:r>
           </w:p>
@@ -3823,27 +3948,27 @@
           </w:tcPr>
           <w:p>
             <w:r>
-              <w:rPr>
-                <w:rFonts w:ascii="宋体" w:hAnsi="宋体" w:eastAsia="宋体"/>
-                <w:b w:val="0"/>
-                <w:sz w:val="21"/>
-              </w:rPr>
-              <w:t>第 7 周结束</w:t>
-            </w:r>
-          </w:p>
-        </w:tc>
-        <w:tc>
-          <w:tcPr>
-            <w:tcW w:type="dxa" w:w="2880"/>
-          </w:tcPr>
-          <w:p>
-            <w:r>
-              <w:rPr>
-                <w:rFonts w:ascii="宋体" w:hAnsi="宋体" w:eastAsia="宋体"/>
-                <w:b w:val="0"/>
-                <w:sz w:val="21"/>
-              </w:rPr>
-              <w:t>保卫处模块完成、Beta 版发布</w:t>
+              <w:t>2026年11月8日</w:t>
+            </w:r>
+          </w:p>
+        </w:tc>
+        <w:tc>
+          <w:tcPr>
+            <w:tcW w:w="2000" w:type="dxa"/>
+          </w:tcPr>
+          <w:p>
+            <w:r>
+              <w:t>保卫处模块完成、Beta版发布</w:t>
+            </w:r>
+          </w:p>
+        </w:tc>
+        <w:tc>
+          <w:tcPr>
+            <w:tcW w:w="2000" w:type="dxa"/>
+          </w:tcPr>
+          <w:p>
+            <w:r>
+              <w:t>配置经理姜贺添执行打标签；项目经理马明昂批准；指导老师确认</w:t>
             </w:r>
           </w:p>
         </w:tc>
@@ -3855,11 +3980,16 @@
           </w:tcPr>
           <w:p>
             <w:r>
-              <w:rPr>
-                <w:rFonts w:ascii="宋体" w:hAnsi="宋体" w:eastAsia="宋体"/>
-                <w:b w:val="0"/>
-                <w:sz w:val="21"/>
-              </w:rPr>
+              <w:t>BL-5</w:t>
+            </w:r>
+          </w:p>
+        </w:tc>
+        <w:tc>
+          <w:tcPr>
+            <w:tcW w:type="dxa" w:w="2880"/>
+          </w:tcPr>
+          <w:p>
+            <w:r>
               <w:t>交付阶段基线</w:t>
             </w:r>
           </w:p>
@@ -3870,27 +4000,27 @@
           </w:tcPr>
           <w:p>
             <w:r>
-              <w:rPr>
-                <w:rFonts w:ascii="宋体" w:hAnsi="宋体" w:eastAsia="宋体"/>
-                <w:b w:val="0"/>
-                <w:sz w:val="21"/>
-              </w:rPr>
-              <w:t>第 9 周结束</w:t>
-            </w:r>
-          </w:p>
-        </w:tc>
-        <w:tc>
-          <w:tcPr>
-            <w:tcW w:type="dxa" w:w="2880"/>
-          </w:tcPr>
-          <w:p>
-            <w:r>
-              <w:rPr>
-                <w:rFonts w:ascii="宋体" w:hAnsi="宋体" w:eastAsia="宋体"/>
-                <w:b w:val="0"/>
-                <w:sz w:val="21"/>
-              </w:rPr>
+              <w:t>2026年11月22日</w:t>
+            </w:r>
+          </w:p>
+        </w:tc>
+        <w:tc>
+          <w:tcPr>
+            <w:tcW w:w="2000" w:type="dxa"/>
+          </w:tcPr>
+          <w:p>
+            <w:r>
               <w:t>系统测试完成、项目交付、最终演示版发布</w:t>
+            </w:r>
+          </w:p>
+        </w:tc>
+        <w:tc>
+          <w:tcPr>
+            <w:tcW w:w="2000" w:type="dxa"/>
+          </w:tcPr>
+          <w:p>
+            <w:r>
+              <w:t>配置经理姜贺添执行打标签；项目经理马明昂批准；指导老师确认</w:t>
             </w:r>
           </w:p>
         </w:tc>
@@ -3906,7 +4036,7 @@
           <w:b w:val="0"/>
           <w:sz w:val="24"/>
         </w:rPr>
-        <w:t>此外，每次迭代结束时可建立内部迭代基线（.BL#），频率根据实际进展调整。</w:t>
+        <w:t>此外，每个迭代结束（2026年10月11日、10月25日、11月8日、11月22日）时可建立内部迭代基线（.BL#），频率根据实际进展调整。</w:t>
       </w:r>
     </w:p>
     <w:p>
@@ -3923,13 +4053,9 @@
       <w:pPr>
         <w:ind w:firstLine="480"/>
       </w:pPr>
+      <w:r/>
       <w:r>
-        <w:rPr>
-          <w:rFonts w:ascii="宋体" w:hAnsi="宋体" w:eastAsia="宋体"/>
-          <w:b w:val="0"/>
-          <w:sz w:val="24"/>
-        </w:rPr>
-        <w:t>基线由配置经理执行打标签操作，项目经理批准基线内容，指导老师做最终确认。</w:t>
+        <w:t>每条基线的授权流程统一为：配置经理姜贺添负责执行Git打标签操作并维护基线清单；项目经理马明昂负责审核基线内容完整性并批准；指导老师负责阶段评审并做最终确认。BL-1至BL-5各基线均遵循此授权链条，具体授权人已在上方基线表中逐条列明。</w:t>
       </w:r>
     </w:p>
     <w:p>
@@ -5242,12 +5368,7 @@
           </w:tcPr>
           <w:p>
             <w:r>
-              <w:rPr>
-                <w:rFonts w:ascii="宋体" w:hAnsi="宋体" w:eastAsia="宋体"/>
-                <w:b w:val="0"/>
-                <w:sz w:val="21"/>
-              </w:rPr>
-              <w:t>第 3 周</w:t>
+              <w:t>2026年10月11日</w:t>
             </w:r>
           </w:p>
         </w:tc>
@@ -5304,12 +5425,7 @@
           </w:tcPr>
           <w:p>
             <w:r>
-              <w:rPr>
-                <w:rFonts w:ascii="宋体" w:hAnsi="宋体" w:eastAsia="宋体"/>
-                <w:b w:val="0"/>
-                <w:sz w:val="21"/>
-              </w:rPr>
-              <w:t>第 5 周</w:t>
+              <w:t>2026年10月25日</w:t>
             </w:r>
           </w:p>
         </w:tc>
@@ -5366,12 +5482,7 @@
           </w:tcPr>
           <w:p>
             <w:r>
-              <w:rPr>
-                <w:rFonts w:ascii="宋体" w:hAnsi="宋体" w:eastAsia="宋体"/>
-                <w:b w:val="0"/>
-                <w:sz w:val="21"/>
-              </w:rPr>
-              <w:t>第 7 周</w:t>
+              <w:t>2026年11月8日</w:t>
             </w:r>
           </w:p>
         </w:tc>
@@ -5428,12 +5539,7 @@
           </w:tcPr>
           <w:p>
             <w:r>
-              <w:rPr>
-                <w:rFonts w:ascii="宋体" w:hAnsi="宋体" w:eastAsia="宋体"/>
-                <w:b w:val="0"/>
-                <w:sz w:val="21"/>
-              </w:rPr>
-              <w:t>第 9 周</w:t>
+              <w:t>2026年11月22日</w:t>
             </w:r>
           </w:p>
         </w:tc>
@@ -5702,12 +5808,7 @@
           </w:tcPr>
           <w:p>
             <w:r>
-              <w:rPr>
-                <w:rFonts w:ascii="宋体" w:hAnsi="宋体" w:eastAsia="宋体"/>
-                <w:b w:val="0"/>
-                <w:sz w:val="21"/>
-              </w:rPr>
-              <w:t>第 1 周</w:t>
+              <w:t>2026年9月21日-9月27日</w:t>
             </w:r>
           </w:p>
         </w:tc>
@@ -5749,12 +5850,7 @@
           </w:tcPr>
           <w:p>
             <w:r>
-              <w:rPr>
-                <w:rFonts w:ascii="宋体" w:hAnsi="宋体" w:eastAsia="宋体"/>
-                <w:b w:val="0"/>
-                <w:sz w:val="21"/>
-              </w:rPr>
-              <w:t>第 1 周</w:t>
+              <w:t>2026年9月27日</w:t>
             </w:r>
           </w:p>
         </w:tc>
@@ -5796,12 +5892,7 @@
           </w:tcPr>
           <w:p>
             <w:r>
-              <w:rPr>
-                <w:rFonts w:ascii="宋体" w:hAnsi="宋体" w:eastAsia="宋体"/>
-                <w:b w:val="0"/>
-                <w:sz w:val="21"/>
-              </w:rPr>
-              <w:t>第 3 周</w:t>
+              <w:t>2026年10月11日</w:t>
             </w:r>
           </w:p>
         </w:tc>
@@ -5843,12 +5934,7 @@
           </w:tcPr>
           <w:p>
             <w:r>
-              <w:rPr>
-                <w:rFonts w:ascii="宋体" w:hAnsi="宋体" w:eastAsia="宋体"/>
-                <w:b w:val="0"/>
-                <w:sz w:val="21"/>
-              </w:rPr>
-              <w:t>第 3 周</w:t>
+              <w:t>2026年10月11日</w:t>
             </w:r>
           </w:p>
         </w:tc>
@@ -5890,12 +5976,7 @@
           </w:tcPr>
           <w:p>
             <w:r>
-              <w:rPr>
-                <w:rFonts w:ascii="宋体" w:hAnsi="宋体" w:eastAsia="宋体"/>
-                <w:b w:val="0"/>
-                <w:sz w:val="21"/>
-              </w:rPr>
-              <w:t>第 5 周</w:t>
+              <w:t>2026年10月25日</w:t>
             </w:r>
           </w:p>
         </w:tc>
@@ -5937,12 +6018,7 @@
           </w:tcPr>
           <w:p>
             <w:r>
-              <w:rPr>
-                <w:rFonts w:ascii="宋体" w:hAnsi="宋体" w:eastAsia="宋体"/>
-                <w:b w:val="0"/>
-                <w:sz w:val="21"/>
-              </w:rPr>
-              <w:t>第 7 周</w:t>
+              <w:t>2026年11月8日</w:t>
             </w:r>
           </w:p>
         </w:tc>
@@ -5984,12 +6060,7 @@
           </w:tcPr>
           <w:p>
             <w:r>
-              <w:rPr>
-                <w:rFonts w:ascii="宋体" w:hAnsi="宋体" w:eastAsia="宋体"/>
-                <w:b w:val="0"/>
-                <w:sz w:val="21"/>
-              </w:rPr>
-              <w:t>第 8 周</w:t>
+              <w:t>2026年11月15日</w:t>
             </w:r>
           </w:p>
         </w:tc>
@@ -6031,12 +6102,7 @@
           </w:tcPr>
           <w:p>
             <w:r>
-              <w:rPr>
-                <w:rFonts w:ascii="宋体" w:hAnsi="宋体" w:eastAsia="宋体"/>
-                <w:b w:val="0"/>
-                <w:sz w:val="21"/>
-              </w:rPr>
-              <w:t>第 9 周</w:t>
+              <w:t>2026年11月22日</w:t>
             </w:r>
           </w:p>
         </w:tc>

--- a/06_系统管理/配置管理计划.docx
+++ b/06_系统管理/配置管理计划.docx
@@ -2466,52 +2466,461 @@
     </w:p>
     <w:p>
       <w:r>
-        <w:t>本项目配置库采用文件系统建立，根目录为项目目录下的"配置库"文件夹。按照RUP产品目录结构要求，设置以下8个顶层目录，每个目录对应一类配置项的纳管范围：</w:t>
+        <w:rPr>
+          <w:rFonts w:ascii="Consolas" w:hAnsi="Consolas" w:eastAsia="宋体"/>
+          <w:sz w:val="18"/>
+        </w:rPr>
+        <w:t xml:space="preserve">本项目配置库采用文件系统建立，根目录为项目目录下的"配置库"文件夹。产品目录结构（树状图）如下：</w:t>
       </w:r>
     </w:p>
     <w:p>
       <w:r>
-        <w:t>01_系统需求：软件需求规格说明书、用例规约、补充规约、PC前台原型、后台管理端原型、微信小程序原型、界面说明</w:t>
+        <w:rPr>
+          <w:rFonts w:ascii="Consolas" w:hAnsi="Consolas" w:eastAsia="宋体"/>
+          <w:sz w:val="18"/>
+        </w:rPr>
+        <w:t xml:space="preserve">配置库/</w:t>
       </w:r>
     </w:p>
     <w:p>
       <w:r>
-        <w:t>02_系统设计与实施：概要设计、详细设计、数据模型、SQL脚本、extern-baseline开源基线代码</w:t>
+        <w:rPr>
+          <w:rFonts w:ascii="Consolas" w:hAnsi="Consolas" w:eastAsia="宋体"/>
+          <w:sz w:val="18"/>
+        </w:rPr>
+        <w:t xml:space="preserve">├─ 01_系统需求/</w:t>
       </w:r>
     </w:p>
     <w:p>
       <w:r>
-        <w:t>03_系统集成：系统集成构建计划</w:t>
+        <w:rPr>
+          <w:rFonts w:ascii="Consolas" w:hAnsi="Consolas" w:eastAsia="宋体"/>
+          <w:sz w:val="18"/>
+        </w:rPr>
+        <w:t xml:space="preserve">│  ├─ 软件需求规格说明书.docx</w:t>
       </w:r>
     </w:p>
     <w:p>
       <w:r>
-        <w:t>04_系统测试：测试计划、测试用例、测试数据、测试报告</w:t>
+        <w:rPr>
+          <w:rFonts w:ascii="Consolas" w:hAnsi="Consolas" w:eastAsia="宋体"/>
+          <w:sz w:val="18"/>
+        </w:rPr>
+        <w:t xml:space="preserve">│  ├─ 用例规约/</w:t>
       </w:r>
     </w:p>
     <w:p>
       <w:r>
-        <w:t>05_系统部署：部署包、发布说明、用户手册、培训材料</w:t>
+        <w:rPr>
+          <w:rFonts w:ascii="Consolas" w:hAnsi="Consolas" w:eastAsia="宋体"/>
+          <w:sz w:val="18"/>
+        </w:rPr>
+        <w:t xml:space="preserve">│  ├─ 补充规约/</w:t>
       </w:r>
     </w:p>
     <w:p>
       <w:r>
-        <w:t>06_系统管理：软件开发计划、迭代计划、配置管理计划、风险列表、变更请求台账、基线清单、各类报告模板</w:t>
+        <w:rPr>
+          <w:rFonts w:ascii="Consolas" w:hAnsi="Consolas" w:eastAsia="宋体"/>
+          <w:sz w:val="18"/>
+        </w:rPr>
+        <w:t xml:space="preserve">│  ├─ PC前台完整界面原型.html</w:t>
       </w:r>
     </w:p>
     <w:p>
       <w:r>
-        <w:t>07_工具与标准：编程指南、设计指南、命名规范、第三方组件清单</w:t>
+        <w:rPr>
+          <w:rFonts w:ascii="Consolas" w:hAnsi="Consolas" w:eastAsia="宋体"/>
+          <w:sz w:val="18"/>
+        </w:rPr>
+        <w:t xml:space="preserve">│  ├─ 后台管理端界面原型.html</w:t>
       </w:r>
     </w:p>
     <w:p>
       <w:r>
-        <w:t>08_基线归档：各阶段基线快照包、基线清单、配置审计记录</w:t>
+        <w:rPr>
+          <w:rFonts w:ascii="Consolas" w:hAnsi="Consolas" w:eastAsia="宋体"/>
+          <w:sz w:val="18"/>
+        </w:rPr>
+        <w:t xml:space="preserve">│  ├─ 微信小程序界面原型.html</w:t>
       </w:r>
     </w:p>
     <w:p>
       <w:r>
-        <w:t>上述目录结构已在配置库中实际建立，现有工件已按目录分类入库。完整的目录结构说明和已入库工件清单详见附录A。</w:t>
+        <w:rPr>
+          <w:rFonts w:ascii="Consolas" w:hAnsi="Consolas" w:eastAsia="宋体"/>
+          <w:sz w:val="18"/>
+        </w:rPr>
+        <w:t xml:space="preserve">│  └─ 界面说明.pdf</w:t>
+      </w:r>
+    </w:p>
+    <w:p>
+      <w:r>
+        <w:rPr>
+          <w:rFonts w:ascii="Consolas" w:hAnsi="Consolas" w:eastAsia="宋体"/>
+          <w:sz w:val="18"/>
+        </w:rPr>
+        <w:t xml:space="preserve">├─ 02_系统设计与实施/</w:t>
+      </w:r>
+    </w:p>
+    <w:p>
+      <w:r>
+        <w:rPr>
+          <w:rFonts w:ascii="Consolas" w:hAnsi="Consolas" w:eastAsia="宋体"/>
+          <w:sz w:val="18"/>
+        </w:rPr>
+        <w:t xml:space="preserve">│  ├─ 概要设计/</w:t>
+      </w:r>
+    </w:p>
+    <w:p>
+      <w:r>
+        <w:rPr>
+          <w:rFonts w:ascii="Consolas" w:hAnsi="Consolas" w:eastAsia="宋体"/>
+          <w:sz w:val="18"/>
+        </w:rPr>
+        <w:t xml:space="preserve">│  ├─ 详细设计/</w:t>
+      </w:r>
+    </w:p>
+    <w:p>
+      <w:r>
+        <w:rPr>
+          <w:rFonts w:ascii="Consolas" w:hAnsi="Consolas" w:eastAsia="宋体"/>
+          <w:sz w:val="18"/>
+        </w:rPr>
+        <w:t xml:space="preserve">│  ├─ 数据模型/</w:t>
+      </w:r>
+    </w:p>
+    <w:p>
+      <w:r>
+        <w:rPr>
+          <w:rFonts w:ascii="Consolas" w:hAnsi="Consolas" w:eastAsia="宋体"/>
+          <w:sz w:val="18"/>
+        </w:rPr>
+        <w:t xml:space="preserve">│  ├─ SQL脚本/</w:t>
+      </w:r>
+    </w:p>
+    <w:p>
+      <w:r>
+        <w:rPr>
+          <w:rFonts w:ascii="Consolas" w:hAnsi="Consolas" w:eastAsia="宋体"/>
+          <w:sz w:val="18"/>
+        </w:rPr>
+        <w:t xml:space="preserve">│  └─ extern-baseline/（WarmSearch开源基线代码）</w:t>
+      </w:r>
+    </w:p>
+    <w:p>
+      <w:r>
+        <w:rPr>
+          <w:rFonts w:ascii="Consolas" w:hAnsi="Consolas" w:eastAsia="宋体"/>
+          <w:sz w:val="18"/>
+        </w:rPr>
+        <w:t xml:space="preserve">├─ 03_系统集成/</w:t>
+      </w:r>
+    </w:p>
+    <w:p>
+      <w:r>
+        <w:rPr>
+          <w:rFonts w:ascii="Consolas" w:hAnsi="Consolas" w:eastAsia="宋体"/>
+          <w:sz w:val="18"/>
+        </w:rPr>
+        <w:t xml:space="preserve">│  └─ 系统集成构建计划/</w:t>
+      </w:r>
+    </w:p>
+    <w:p>
+      <w:r>
+        <w:rPr>
+          <w:rFonts w:ascii="Consolas" w:hAnsi="Consolas" w:eastAsia="宋体"/>
+          <w:sz w:val="18"/>
+        </w:rPr>
+        <w:t xml:space="preserve">├─ 04_系统测试/</w:t>
+      </w:r>
+    </w:p>
+    <w:p>
+      <w:r>
+        <w:rPr>
+          <w:rFonts w:ascii="Consolas" w:hAnsi="Consolas" w:eastAsia="宋体"/>
+          <w:sz w:val="18"/>
+        </w:rPr>
+        <w:t xml:space="preserve">│  ├─ 测试计划/</w:t>
+      </w:r>
+    </w:p>
+    <w:p>
+      <w:r>
+        <w:rPr>
+          <w:rFonts w:ascii="Consolas" w:hAnsi="Consolas" w:eastAsia="宋体"/>
+          <w:sz w:val="18"/>
+        </w:rPr>
+        <w:t xml:space="preserve">│  ├─ 测试用例/</w:t>
+      </w:r>
+    </w:p>
+    <w:p>
+      <w:r>
+        <w:rPr>
+          <w:rFonts w:ascii="Consolas" w:hAnsi="Consolas" w:eastAsia="宋体"/>
+          <w:sz w:val="18"/>
+        </w:rPr>
+        <w:t xml:space="preserve">│  ├─ 测试数据/</w:t>
+      </w:r>
+    </w:p>
+    <w:p>
+      <w:r>
+        <w:rPr>
+          <w:rFonts w:ascii="Consolas" w:hAnsi="Consolas" w:eastAsia="宋体"/>
+          <w:sz w:val="18"/>
+        </w:rPr>
+        <w:t xml:space="preserve">│  └─ 测试报告/</w:t>
+      </w:r>
+    </w:p>
+    <w:p>
+      <w:r>
+        <w:rPr>
+          <w:rFonts w:ascii="Consolas" w:hAnsi="Consolas" w:eastAsia="宋体"/>
+          <w:sz w:val="18"/>
+        </w:rPr>
+        <w:t xml:space="preserve">├─ 05_系统部署/</w:t>
+      </w:r>
+    </w:p>
+    <w:p>
+      <w:r>
+        <w:rPr>
+          <w:rFonts w:ascii="Consolas" w:hAnsi="Consolas" w:eastAsia="宋体"/>
+          <w:sz w:val="18"/>
+        </w:rPr>
+        <w:t xml:space="preserve">│  ├─ 部署包/</w:t>
+      </w:r>
+    </w:p>
+    <w:p>
+      <w:r>
+        <w:rPr>
+          <w:rFonts w:ascii="Consolas" w:hAnsi="Consolas" w:eastAsia="宋体"/>
+          <w:sz w:val="18"/>
+        </w:rPr>
+        <w:t xml:space="preserve">│  ├─ 发布说明/</w:t>
+      </w:r>
+    </w:p>
+    <w:p>
+      <w:r>
+        <w:rPr>
+          <w:rFonts w:ascii="Consolas" w:hAnsi="Consolas" w:eastAsia="宋体"/>
+          <w:sz w:val="18"/>
+        </w:rPr>
+        <w:t xml:space="preserve">│  ├─ 用户手册/</w:t>
+      </w:r>
+    </w:p>
+    <w:p>
+      <w:r>
+        <w:rPr>
+          <w:rFonts w:ascii="Consolas" w:hAnsi="Consolas" w:eastAsia="宋体"/>
+          <w:sz w:val="18"/>
+        </w:rPr>
+        <w:t xml:space="preserve">│  └─ 培训材料/</w:t>
+      </w:r>
+    </w:p>
+    <w:p>
+      <w:r>
+        <w:rPr>
+          <w:rFonts w:ascii="Consolas" w:hAnsi="Consolas" w:eastAsia="宋体"/>
+          <w:sz w:val="18"/>
+        </w:rPr>
+        <w:t xml:space="preserve">├─ 06_系统管理/</w:t>
+      </w:r>
+    </w:p>
+    <w:p>
+      <w:r>
+        <w:rPr>
+          <w:rFonts w:ascii="Consolas" w:hAnsi="Consolas" w:eastAsia="宋体"/>
+          <w:sz w:val="18"/>
+        </w:rPr>
+        <w:t xml:space="preserve">│  ├─ 软件开发计划.docx</w:t>
+      </w:r>
+    </w:p>
+    <w:p>
+      <w:r>
+        <w:rPr>
+          <w:rFonts w:ascii="Consolas" w:hAnsi="Consolas" w:eastAsia="宋体"/>
+          <w:sz w:val="18"/>
+        </w:rPr>
+        <w:t xml:space="preserve">│  ├─ 迭代计划/</w:t>
+      </w:r>
+    </w:p>
+    <w:p>
+      <w:r>
+        <w:rPr>
+          <w:rFonts w:ascii="Consolas" w:hAnsi="Consolas" w:eastAsia="宋体"/>
+          <w:sz w:val="18"/>
+        </w:rPr>
+        <w:t xml:space="preserve">│  ├─ 配置管理计划.docx</w:t>
+      </w:r>
+    </w:p>
+    <w:p>
+      <w:r>
+        <w:rPr>
+          <w:rFonts w:ascii="Consolas" w:hAnsi="Consolas" w:eastAsia="宋体"/>
+          <w:sz w:val="18"/>
+        </w:rPr>
+        <w:t xml:space="preserve">│  ├─ 风险列表/</w:t>
+      </w:r>
+    </w:p>
+    <w:p>
+      <w:r>
+        <w:rPr>
+          <w:rFonts w:ascii="Consolas" w:hAnsi="Consolas" w:eastAsia="宋体"/>
+          <w:sz w:val="18"/>
+        </w:rPr>
+        <w:t xml:space="preserve">│  ├─ 变更请求台账.xlsx</w:t>
+      </w:r>
+    </w:p>
+    <w:p>
+      <w:r>
+        <w:rPr>
+          <w:rFonts w:ascii="Consolas" w:hAnsi="Consolas" w:eastAsia="宋体"/>
+          <w:sz w:val="18"/>
+        </w:rPr>
+        <w:t xml:space="preserve">│  ├─ 基线清单.docx</w:t>
+      </w:r>
+    </w:p>
+    <w:p>
+      <w:r>
+        <w:rPr>
+          <w:rFonts w:ascii="Consolas" w:hAnsi="Consolas" w:eastAsia="宋体"/>
+          <w:sz w:val="18"/>
+        </w:rPr>
+        <w:t xml:space="preserve">│  └─ 报告模板/</w:t>
+      </w:r>
+    </w:p>
+    <w:p>
+      <w:r>
+        <w:rPr>
+          <w:rFonts w:ascii="Consolas" w:hAnsi="Consolas" w:eastAsia="宋体"/>
+          <w:sz w:val="18"/>
+        </w:rPr>
+        <w:t xml:space="preserve">├─ 07_工具与标准/</w:t>
+      </w:r>
+    </w:p>
+    <w:p>
+      <w:r>
+        <w:rPr>
+          <w:rFonts w:ascii="Consolas" w:hAnsi="Consolas" w:eastAsia="宋体"/>
+          <w:sz w:val="18"/>
+        </w:rPr>
+        <w:t xml:space="preserve">│  ├─ 编程指南/</w:t>
+      </w:r>
+    </w:p>
+    <w:p>
+      <w:r>
+        <w:rPr>
+          <w:rFonts w:ascii="Consolas" w:hAnsi="Consolas" w:eastAsia="宋体"/>
+          <w:sz w:val="18"/>
+        </w:rPr>
+        <w:t xml:space="preserve">│  ├─ 设计指南/</w:t>
+      </w:r>
+    </w:p>
+    <w:p>
+      <w:r>
+        <w:rPr>
+          <w:rFonts w:ascii="Consolas" w:hAnsi="Consolas" w:eastAsia="宋体"/>
+          <w:sz w:val="18"/>
+        </w:rPr>
+        <w:t xml:space="preserve">│  ├─ 命名规范/</w:t>
+      </w:r>
+    </w:p>
+    <w:p>
+      <w:r>
+        <w:rPr>
+          <w:rFonts w:ascii="Consolas" w:hAnsi="Consolas" w:eastAsia="宋体"/>
+          <w:sz w:val="18"/>
+        </w:rPr>
+        <w:t xml:space="preserve">│  └─ 第三方组件清单/</w:t>
+      </w:r>
+    </w:p>
+    <w:p>
+      <w:r>
+        <w:rPr>
+          <w:rFonts w:ascii="Consolas" w:hAnsi="Consolas" w:eastAsia="宋体"/>
+          <w:sz w:val="18"/>
+        </w:rPr>
+        <w:t xml:space="preserve">└─ 08_基线归档/</w:t>
+      </w:r>
+    </w:p>
+    <w:p>
+      <w:r>
+        <w:rPr>
+          <w:rFonts w:ascii="Consolas" w:hAnsi="Consolas" w:eastAsia="宋体"/>
+          <w:sz w:val="18"/>
+        </w:rPr>
+        <w:t xml:space="preserve">   ├─ BL-1_初始阶段基线/</w:t>
+      </w:r>
+    </w:p>
+    <w:p>
+      <w:r>
+        <w:rPr>
+          <w:rFonts w:ascii="Consolas" w:hAnsi="Consolas" w:eastAsia="宋体"/>
+          <w:sz w:val="18"/>
+        </w:rPr>
+        <w:t xml:space="preserve">   ├─ BL-2_细化阶段基线/</w:t>
+      </w:r>
+    </w:p>
+    <w:p>
+      <w:r>
+        <w:rPr>
+          <w:rFonts w:ascii="Consolas" w:hAnsi="Consolas" w:eastAsia="宋体"/>
+          <w:sz w:val="18"/>
+        </w:rPr>
+        <w:t xml:space="preserve">   ├─ BL-3_构建阶段一基线/</w:t>
+      </w:r>
+    </w:p>
+    <w:p>
+      <w:r>
+        <w:rPr>
+          <w:rFonts w:ascii="Consolas" w:hAnsi="Consolas" w:eastAsia="宋体"/>
+          <w:sz w:val="18"/>
+        </w:rPr>
+        <w:t xml:space="preserve">   ├─ BL-4_构建阶段二基线/</w:t>
+      </w:r>
+    </w:p>
+    <w:p>
+      <w:r>
+        <w:rPr>
+          <w:rFonts w:ascii="Consolas" w:hAnsi="Consolas" w:eastAsia="宋体"/>
+          <w:sz w:val="18"/>
+        </w:rPr>
+        <w:t xml:space="preserve">   ├─ BL-5_交付阶段基线/</w:t>
+      </w:r>
+    </w:p>
+    <w:p>
+      <w:r>
+        <w:rPr>
+          <w:rFonts w:ascii="Consolas" w:hAnsi="Consolas" w:eastAsia="宋体"/>
+          <w:sz w:val="18"/>
+        </w:rPr>
+        <w:t xml:space="preserve">   ├─ 基线清单.docx</w:t>
+      </w:r>
+    </w:p>
+    <w:p>
+      <w:r>
+        <w:rPr>
+          <w:rFonts w:ascii="Consolas" w:hAnsi="Consolas" w:eastAsia="宋体"/>
+          <w:sz w:val="18"/>
+        </w:rPr>
+        <w:t xml:space="preserve">   └─ 配置审计记录/</w:t>
+      </w:r>
+    </w:p>
+    <w:p>
+      <w:r>
+        <w:rPr>
+          <w:rFonts w:ascii="Consolas" w:hAnsi="Consolas" w:eastAsia="宋体"/>
+          <w:sz w:val="18"/>
+        </w:rPr>
+        <w:t xml:space="preserve">注：标"/"的为文件夹目录，标具体文件名的为已入库或计划入库的配置项文件。</w:t>
+      </w:r>
+    </w:p>
+    <w:p>
+      <w:r>
+        <w:rPr>
+          <w:rFonts w:ascii="Consolas" w:hAnsi="Consolas" w:eastAsia="宋体"/>
+          <w:sz w:val="18"/>
+        </w:rPr>
+        <w:t xml:space="preserve">上述目录结构已在配置库中实际建立，现有工件已按目录分类入库。完整的已入库工件清单详见附录A。</w:t>
       </w:r>
     </w:p>
     <w:p>

--- a/06_系统管理/配置管理计划.docx
+++ b/06_系统管理/配置管理计划.docx
@@ -4305,7 +4305,7 @@
           </w:tcPr>
           <w:p>
             <w:r>
-              <w:t>2026年10月25日</w:t>
+              <w:t>2026年10月22日</w:t>
             </w:r>
           </w:p>
         </w:tc>
@@ -4357,7 +4357,7 @@
           </w:tcPr>
           <w:p>
             <w:r>
-              <w:t>2026年11月8日</w:t>
+              <w:t>2026年11月5日</w:t>
             </w:r>
           </w:p>
         </w:tc>
@@ -4409,7 +4409,7 @@
           </w:tcPr>
           <w:p>
             <w:r>
-              <w:t>2026年11月22日</w:t>
+              <w:t>2026年11月19日</w:t>
             </w:r>
           </w:p>
         </w:tc>
@@ -5834,7 +5834,7 @@
           </w:tcPr>
           <w:p>
             <w:r>
-              <w:t>2026年10月25日</w:t>
+              <w:t>2026年10月22日</w:t>
             </w:r>
           </w:p>
         </w:tc>
@@ -5891,7 +5891,7 @@
           </w:tcPr>
           <w:p>
             <w:r>
-              <w:t>2026年11月8日</w:t>
+              <w:t>2026年11月5日</w:t>
             </w:r>
           </w:p>
         </w:tc>
@@ -5948,7 +5948,7 @@
           </w:tcPr>
           <w:p>
             <w:r>
-              <w:t>2026年11月22日</w:t>
+              <w:t>2026年11月19日</w:t>
             </w:r>
           </w:p>
         </w:tc>
@@ -6385,7 +6385,7 @@
           </w:tcPr>
           <w:p>
             <w:r>
-              <w:t>2026年10月25日</w:t>
+              <w:t>2026年10月22日</w:t>
             </w:r>
           </w:p>
         </w:tc>
@@ -6427,7 +6427,7 @@
           </w:tcPr>
           <w:p>
             <w:r>
-              <w:t>2026年11月8日</w:t>
+              <w:t>2026年11月5日</w:t>
             </w:r>
           </w:p>
         </w:tc>
@@ -6469,7 +6469,7 @@
           </w:tcPr>
           <w:p>
             <w:r>
-              <w:t>2026年11月15日</w:t>
+              <w:t>2026年11月12日</w:t>
             </w:r>
           </w:p>
         </w:tc>
@@ -6511,7 +6511,7 @@
           </w:tcPr>
           <w:p>
             <w:r>
-              <w:t>2026年11月22日</w:t>
+              <w:t>2026年11月19日</w:t>
             </w:r>
           </w:p>
         </w:tc>
